--- a/ALL_FILES/module-08-cellular-genetics-practice-quiz.docx
+++ b/ALL_FILES/module-08-cellular-genetics-practice-quiz.docx
@@ -24,9 +24,6 @@
       </w:r>
       <w:r>
         <w:t>What is the main product of mitosis?</w:t>
-      </w:r>
-      <w:r>
-        <w:br/>
       </w:r>
       <w:r>
         <w:br/>
@@ -104,9 +101,6 @@
         <w:br/>
       </w:r>
       <w:r>
-        <w:br/>
-      </w:r>
-      <w:r>
         <w:t>A. two rounds of DNA copying and no division</w:t>
       </w:r>
     </w:p>
@@ -179,9 +173,6 @@
         <w:br/>
       </w:r>
       <w:r>
-        <w:br/>
-      </w:r>
-      <w:r>
         <w:t>A. increase genetic variation among gametes</w:t>
       </w:r>
     </w:p>
@@ -249,9 +240,6 @@
       </w:r>
       <w:r>
         <w:t>If chromosomes fail to separate correctly during meiosis (nondisjunction), a resulting gamete may have:</w:t>
-      </w:r>
-      <w:r>
-        <w:br/>
       </w:r>
       <w:r>
         <w:br/>

--- a/ALL_FILES/module-08-cellular-genetics-practice-quiz.docx
+++ b/ALL_FILES/module-08-cellular-genetics-practice-quiz.docx
@@ -16,288 +16,336 @@
       </w:r>
     </w:p>
     <w:p>
+      <w:pPr>
+        <w:keepNext/>
+        <w:keepLines/>
+      </w:pPr>
       <w:r>
-        <w:t xml:space="preserve">• </w:t>
-      </w:r>
-      <w:r>
-        <w:br/>
+        <w:t xml:space="preserve">1. </w:t>
       </w:r>
       <w:r>
         <w:t>What is the main product of mitosis?</w:t>
       </w:r>
+    </w:p>
+    <w:p>
+      <w:pPr>
+        <w:keepNext/>
+        <w:keepLines/>
+      </w:pPr>
       <w:r>
-        <w:br/>
+        <w:t xml:space="preserve">• </w:t>
       </w:r>
       <w:r>
         <w:t>A. Four haploid gametes</w:t>
       </w:r>
     </w:p>
     <w:p>
+      <w:pPr>
+        <w:keepNext/>
+        <w:keepLines/>
+      </w:pPr>
       <w:r>
         <w:t xml:space="preserve">• </w:t>
-      </w:r>
-      <w:r>
-        <w:br/>
       </w:r>
       <w:r>
         <w:t>B. Two genetically identical daughter cells</w:t>
       </w:r>
     </w:p>
     <w:p>
+      <w:pPr>
+        <w:keepNext/>
+        <w:keepLines/>
+      </w:pPr>
       <w:r>
         <w:t xml:space="preserve">• </w:t>
-      </w:r>
-      <w:r>
-        <w:br/>
       </w:r>
       <w:r>
         <w:t>C. A single haploid cell</w:t>
       </w:r>
     </w:p>
     <w:p>
+      <w:pPr>
+        <w:keepNext/>
+        <w:keepLines/>
+      </w:pPr>
       <w:r>
         <w:t xml:space="preserve">• </w:t>
-      </w:r>
-      <w:r>
-        <w:br/>
       </w:r>
       <w:r>
         <w:t>D. Cells with randomly scrambled DNA</w:t>
       </w:r>
     </w:p>
     <w:p>
+      <w:pPr>
+        <w:keepNext/>
+        <w:keepLines/>
+      </w:pPr>
       <w:r>
         <w:t xml:space="preserve">• </w:t>
-      </w:r>
-      <w:r>
-        <w:br/>
       </w:r>
       <w:r>
         <w:t>Answer: B</w:t>
       </w:r>
     </w:p>
     <w:p>
+      <w:pPr>
+        <w:keepNext w:val="0"/>
+        <w:keepLines/>
+      </w:pPr>
       <w:r>
         <w:t xml:space="preserve">• </w:t>
-      </w:r>
-      <w:r>
-        <w:br/>
       </w:r>
       <w:r>
         <w:t>Why: Mitosis produces two genetically identical daughter cells for growth and repair. Meiosis makes four haploid gametes.</w:t>
       </w:r>
     </w:p>
     <w:p>
+      <w:pPr>
+        <w:keepNext/>
+        <w:keepLines/>
+      </w:pPr>
       <w:r>
-        <w:t xml:space="preserve">• </w:t>
-      </w:r>
-      <w:r>
-        <w:br/>
+        <w:t xml:space="preserve">2. </w:t>
       </w:r>
       <w:r>
         <w:t>Meiosis reduces the chromosome number by using:</w:t>
       </w:r>
+    </w:p>
+    <w:p>
+      <w:pPr>
+        <w:keepNext/>
+        <w:keepLines/>
+      </w:pPr>
       <w:r>
-        <w:br/>
+        <w:t xml:space="preserve">• </w:t>
       </w:r>
       <w:r>
         <w:t>A. two rounds of DNA copying and no division</w:t>
       </w:r>
     </w:p>
     <w:p>
+      <w:pPr>
+        <w:keepNext/>
+        <w:keepLines/>
+      </w:pPr>
       <w:r>
         <w:t xml:space="preserve">• </w:t>
-      </w:r>
-      <w:r>
-        <w:br/>
       </w:r>
       <w:r>
         <w:t>B. no DNA replication at all</w:t>
       </w:r>
     </w:p>
     <w:p>
+      <w:pPr>
+        <w:keepNext/>
+        <w:keepLines/>
+      </w:pPr>
       <w:r>
         <w:t xml:space="preserve">• </w:t>
-      </w:r>
-      <w:r>
-        <w:br/>
       </w:r>
       <w:r>
         <w:t>C. extra chromosomes added each cycle</w:t>
       </w:r>
     </w:p>
     <w:p>
+      <w:pPr>
+        <w:keepNext/>
+        <w:keepLines/>
+      </w:pPr>
       <w:r>
         <w:t xml:space="preserve">• </w:t>
-      </w:r>
-      <w:r>
-        <w:br/>
       </w:r>
       <w:r>
         <w:t>D. one round of DNA copying followed by two divisions</w:t>
       </w:r>
     </w:p>
     <w:p>
+      <w:pPr>
+        <w:keepNext/>
+        <w:keepLines/>
+      </w:pPr>
       <w:r>
         <w:t xml:space="preserve">• </w:t>
-      </w:r>
-      <w:r>
-        <w:br/>
       </w:r>
       <w:r>
         <w:t>Answer: D</w:t>
       </w:r>
     </w:p>
     <w:p>
+      <w:pPr>
+        <w:keepNext w:val="0"/>
+        <w:keepLines/>
+      </w:pPr>
       <w:r>
         <w:t xml:space="preserve">• </w:t>
-      </w:r>
-      <w:r>
-        <w:br/>
       </w:r>
       <w:r>
         <w:t>Why: One replication followed by two divisions halves the chromosome number, producing haploid gametes.</w:t>
       </w:r>
     </w:p>
     <w:p>
+      <w:pPr>
+        <w:keepNext/>
+        <w:keepLines/>
+      </w:pPr>
       <w:r>
-        <w:t xml:space="preserve">• </w:t>
-      </w:r>
-      <w:r>
-        <w:br/>
+        <w:t xml:space="preserve">3. </w:t>
       </w:r>
       <w:r>
         <w:t>Crossing over and independent assortment both act to:</w:t>
       </w:r>
+    </w:p>
+    <w:p>
+      <w:pPr>
+        <w:keepNext/>
+        <w:keepLines/>
+      </w:pPr>
       <w:r>
-        <w:br/>
+        <w:t xml:space="preserve">• </w:t>
       </w:r>
       <w:r>
         <w:t>A. increase genetic variation among gametes</w:t>
       </w:r>
     </w:p>
     <w:p>
+      <w:pPr>
+        <w:keepNext/>
+        <w:keepLines/>
+      </w:pPr>
       <w:r>
         <w:t xml:space="preserve">• </w:t>
-      </w:r>
-      <w:r>
-        <w:br/>
       </w:r>
       <w:r>
         <w:t>B. produce identical gametes every time</w:t>
       </w:r>
     </w:p>
     <w:p>
+      <w:pPr>
+        <w:keepNext/>
+        <w:keepLines/>
+      </w:pPr>
       <w:r>
         <w:t xml:space="preserve">• </w:t>
-      </w:r>
-      <w:r>
-        <w:br/>
       </w:r>
       <w:r>
         <w:t>C. occur only during mitosis</w:t>
       </w:r>
     </w:p>
     <w:p>
+      <w:pPr>
+        <w:keepNext/>
+        <w:keepLines/>
+      </w:pPr>
       <w:r>
         <w:t xml:space="preserve">• </w:t>
-      </w:r>
-      <w:r>
-        <w:br/>
       </w:r>
       <w:r>
         <w:t>D. remove all differences between offspring</w:t>
       </w:r>
     </w:p>
     <w:p>
+      <w:pPr>
+        <w:keepNext/>
+        <w:keepLines/>
+      </w:pPr>
       <w:r>
         <w:t xml:space="preserve">• </w:t>
-      </w:r>
-      <w:r>
-        <w:br/>
       </w:r>
       <w:r>
         <w:t>Answer: A</w:t>
       </w:r>
     </w:p>
     <w:p>
+      <w:pPr>
+        <w:keepNext w:val="0"/>
+        <w:keepLines/>
+      </w:pPr>
       <w:r>
         <w:t xml:space="preserve">• </w:t>
-      </w:r>
-      <w:r>
-        <w:br/>
       </w:r>
       <w:r>
         <w:t>Why: Both processes shuffle alleles during meiosis, generating genetic variation among offspring.</w:t>
       </w:r>
     </w:p>
     <w:p>
+      <w:pPr>
+        <w:keepNext/>
+        <w:keepLines/>
+      </w:pPr>
       <w:r>
-        <w:t xml:space="preserve">• </w:t>
-      </w:r>
-      <w:r>
-        <w:br/>
+        <w:t xml:space="preserve">4. </w:t>
       </w:r>
       <w:r>
         <w:t>If chromosomes fail to separate correctly during meiosis (nondisjunction), a resulting gamete may have:</w:t>
       </w:r>
+    </w:p>
+    <w:p>
+      <w:pPr>
+        <w:keepNext/>
+        <w:keepLines/>
+      </w:pPr>
       <w:r>
-        <w:br/>
+        <w:t xml:space="preserve">• </w:t>
       </w:r>
       <w:r>
         <w:t>A. exactly the normal number every time</w:t>
       </w:r>
     </w:p>
     <w:p>
+      <w:pPr>
+        <w:keepNext/>
+        <w:keepLines/>
+      </w:pPr>
       <w:r>
         <w:t xml:space="preserve">• </w:t>
-      </w:r>
-      <w:r>
-        <w:br/>
       </w:r>
       <w:r>
         <w:t>B. no DNA whatsoever</w:t>
       </w:r>
     </w:p>
     <w:p>
+      <w:pPr>
+        <w:keepNext/>
+        <w:keepLines/>
+      </w:pPr>
       <w:r>
         <w:t xml:space="preserve">• </w:t>
-      </w:r>
-      <w:r>
-        <w:br/>
       </w:r>
       <w:r>
         <w:t>C. an extra or a missing chromosome</w:t>
       </w:r>
     </w:p>
     <w:p>
+      <w:pPr>
+        <w:keepNext/>
+        <w:keepLines/>
+      </w:pPr>
       <w:r>
         <w:t xml:space="preserve">• </w:t>
-      </w:r>
-      <w:r>
-        <w:br/>
       </w:r>
       <w:r>
         <w:t>D. twice as many cells</w:t>
       </w:r>
     </w:p>
     <w:p>
+      <w:pPr>
+        <w:keepNext/>
+        <w:keepLines/>
+      </w:pPr>
       <w:r>
         <w:t xml:space="preserve">• </w:t>
-      </w:r>
-      <w:r>
-        <w:br/>
       </w:r>
       <w:r>
         <w:t>Answer: C</w:t>
       </w:r>
     </w:p>
     <w:p>
+      <w:pPr>
+        <w:keepNext w:val="0"/>
+        <w:keepLines/>
+      </w:pPr>
       <w:r>
         <w:t xml:space="preserve">• </w:t>
-      </w:r>
-      <w:r>
-        <w:br/>
       </w:r>
       <w:r>
         <w:t>Why: Nondisjunction gives a gamete an abnormal chromosome count, which can lead to conditions such as trisomy.</w:t>
@@ -739,7 +787,7 @@
       <w:rFonts w:asciiTheme="majorHAnsi" w:eastAsiaTheme="majorEastAsia" w:hAnsiTheme="majorHAnsi" w:cstheme="majorBidi"/>
       <w:b/>
       <w:bCs/>
-      <w:color w:val="365F91" w:themeColor="accent1" w:themeShade="BF"/>
+      <w:color w:val="000000"/>
       <w:sz w:val="28"/>
       <w:szCs w:val="28"/>
     </w:rPr>
@@ -763,7 +811,7 @@
       <w:rFonts w:asciiTheme="majorHAnsi" w:eastAsiaTheme="majorEastAsia" w:hAnsiTheme="majorHAnsi" w:cstheme="majorBidi"/>
       <w:b/>
       <w:bCs/>
-      <w:color w:val="4F81BD" w:themeColor="accent1"/>
+      <w:color w:val="000000"/>
       <w:sz w:val="26"/>
       <w:szCs w:val="26"/>
     </w:rPr>
@@ -787,7 +835,7 @@
       <w:rFonts w:asciiTheme="majorHAnsi" w:eastAsiaTheme="majorEastAsia" w:hAnsiTheme="majorHAnsi" w:cstheme="majorBidi"/>
       <w:b/>
       <w:bCs/>
-      <w:color w:val="4F81BD" w:themeColor="accent1"/>
+      <w:color w:val="000000"/>
     </w:rPr>
   </w:style>
   <w:style w:type="paragraph" w:styleId="Heading4">
@@ -812,7 +860,7 @@
       <w:bCs/>
       <w:i/>
       <w:iCs/>
-      <w:color w:val="4F81BD" w:themeColor="accent1"/>
+      <w:color w:val="000000"/>
     </w:rPr>
   </w:style>
   <w:style w:type="paragraph" w:styleId="Heading5">
@@ -833,7 +881,7 @@
     </w:pPr>
     <w:rPr>
       <w:rFonts w:asciiTheme="majorHAnsi" w:eastAsiaTheme="majorEastAsia" w:hAnsiTheme="majorHAnsi" w:cstheme="majorBidi"/>
-      <w:color w:val="243F60" w:themeColor="accent1" w:themeShade="7F"/>
+      <w:color w:val="000000"/>
     </w:rPr>
   </w:style>
   <w:style w:type="paragraph" w:styleId="Heading6">
@@ -856,7 +904,7 @@
       <w:rFonts w:asciiTheme="majorHAnsi" w:eastAsiaTheme="majorEastAsia" w:hAnsiTheme="majorHAnsi" w:cstheme="majorBidi"/>
       <w:i/>
       <w:iCs/>
-      <w:color w:val="243F60" w:themeColor="accent1" w:themeShade="7F"/>
+      <w:color w:val="000000"/>
     </w:rPr>
   </w:style>
   <w:style w:type="paragraph" w:styleId="Heading7">
@@ -1026,7 +1074,7 @@
     </w:pPr>
     <w:rPr>
       <w:rFonts w:asciiTheme="majorHAnsi" w:eastAsiaTheme="majorEastAsia" w:hAnsiTheme="majorHAnsi" w:cstheme="majorBidi"/>
-      <w:color w:val="17365D" w:themeColor="text2" w:themeShade="BF"/>
+      <w:color w:val="000000"/>
       <w:spacing w:val="5"/>
       <w:kern w:val="28"/>
       <w:sz w:val="52"/>
@@ -1065,7 +1113,7 @@
       <w:rFonts w:asciiTheme="majorHAnsi" w:eastAsiaTheme="majorEastAsia" w:hAnsiTheme="majorHAnsi" w:cstheme="majorBidi"/>
       <w:i/>
       <w:iCs/>
-      <w:color w:val="4F81BD" w:themeColor="accent1"/>
+      <w:color w:val="000000"/>
       <w:spacing w:val="15"/>
       <w:sz w:val="24"/>
       <w:szCs w:val="24"/>
